--- a/HealthyHomeProposal.docx
+++ b/HealthyHomeProposal.docx
@@ -22,7 +22,104 @@
           <w:szCs w:val="20"/>
           <w:u w:val="single"/>
         </w:rPr>
+        <w:t xml:space="preserve">Original </w:t>
+      </w:r>
+      <w:r>
+        <w:rPr>
+          <w:rFonts w:ascii="Times New Roman" w:hAnsi="Times New Roman" w:cs="Times New Roman"/>
+          <w:b/>
+          <w:bCs/>
+          <w:sz w:val="20"/>
+          <w:szCs w:val="20"/>
+          <w:u w:val="single"/>
+        </w:rPr>
         <w:t>Project Proposal:</w:t>
+      </w:r>
+    </w:p>
+    <w:p>
+      <w:pPr>
+        <w:rPr>
+          <w:rFonts w:ascii="Times New Roman" w:hAnsi="Times New Roman" w:cs="Times New Roman"/>
+          <w:i/>
+          <w:iCs/>
+          <w:sz w:val="18"/>
+          <w:szCs w:val="18"/>
+        </w:rPr>
+      </w:pPr>
+      <w:r>
+        <w:rPr>
+          <w:rFonts w:ascii="Times New Roman" w:hAnsi="Times New Roman" w:cs="Times New Roman"/>
+          <w:i/>
+          <w:iCs/>
+          <w:sz w:val="18"/>
+          <w:szCs w:val="18"/>
+        </w:rPr>
+        <w:t xml:space="preserve">'Ireland’s air quality currently is good, relative to other European Union (EU) Member States, but maintaining this standard is a growing challenge. Despite our monitored air quality being within EU limit values, the </w:t>
+      </w:r>
+      <w:proofErr w:type="gramStart"/>
+      <w:r>
+        <w:rPr>
+          <w:rFonts w:ascii="Times New Roman" w:hAnsi="Times New Roman" w:cs="Times New Roman"/>
+          <w:i/>
+          <w:iCs/>
+          <w:sz w:val="18"/>
+          <w:szCs w:val="18"/>
+        </w:rPr>
+        <w:t>levels</w:t>
+      </w:r>
+      <w:proofErr w:type="gramEnd"/>
+      <w:r>
+        <w:rPr>
+          <w:rFonts w:ascii="Times New Roman" w:hAnsi="Times New Roman" w:cs="Times New Roman"/>
+          <w:i/>
+          <w:iCs/>
+          <w:sz w:val="18"/>
+          <w:szCs w:val="18"/>
+        </w:rPr>
+        <w:t xml:space="preserve"> of particulate matter is of growing concern, especially during the winter months when domestic solid fuel burning can directly impact on air quality and on our health. In our larger urban </w:t>
+      </w:r>
+      <w:proofErr w:type="gramStart"/>
+      <w:r>
+        <w:rPr>
+          <w:rFonts w:ascii="Times New Roman" w:hAnsi="Times New Roman" w:cs="Times New Roman"/>
+          <w:i/>
+          <w:iCs/>
+          <w:sz w:val="18"/>
+          <w:szCs w:val="18"/>
+        </w:rPr>
+        <w:t>areas</w:t>
+      </w:r>
+      <w:proofErr w:type="gramEnd"/>
+      <w:r>
+        <w:rPr>
+          <w:rFonts w:ascii="Times New Roman" w:hAnsi="Times New Roman" w:cs="Times New Roman"/>
+          <w:i/>
+          <w:iCs/>
+          <w:sz w:val="18"/>
+          <w:szCs w:val="18"/>
+        </w:rPr>
+        <w:t xml:space="preserve"> we face potential exceedances of nitrogen dioxide limit values unless we reduce our dependence on the private motor car.</w:t>
+      </w:r>
+    </w:p>
+    <w:p>
+      <w:pPr>
+        <w:rPr>
+          <w:rFonts w:ascii="Times New Roman" w:hAnsi="Times New Roman" w:cs="Times New Roman"/>
+          <w:i/>
+          <w:iCs/>
+          <w:sz w:val="18"/>
+          <w:szCs w:val="18"/>
+        </w:rPr>
+      </w:pPr>
+      <w:r>
+        <w:rPr>
+          <w:rFonts w:ascii="Times New Roman" w:hAnsi="Times New Roman" w:cs="Times New Roman"/>
+          <w:i/>
+          <w:iCs/>
+          <w:sz w:val="18"/>
+          <w:szCs w:val="18"/>
+        </w:rPr>
+        <w:t>The World Health Organisation (WHO) estimates show that more than 400,000 premature deaths are attributable to poor air quality in Europe annually. In Ireland, the number of premature deaths attributable to air pollution is estimated at 1,510 people and is mainly due to cardiovascular disease. The WHO has described air pollution as the ‘single biggest environmental health risk’.' EPA</w:t>
       </w:r>
     </w:p>
     <w:p>
@@ -1221,6 +1318,36 @@
           <w:szCs w:val="20"/>
         </w:rPr>
       </w:pPr>
+      <w:r>
+        <w:rPr>
+          <w:rFonts w:ascii="Times New Roman" w:hAnsi="Times New Roman" w:cs="Times New Roman"/>
+          <w:b/>
+          <w:bCs/>
+          <w:sz w:val="20"/>
+          <w:szCs w:val="20"/>
+        </w:rPr>
+        <w:t xml:space="preserve">Predictive </w:t>
+      </w:r>
+      <w:proofErr w:type="spellStart"/>
+      <w:r>
+        <w:rPr>
+          <w:rFonts w:ascii="Times New Roman" w:hAnsi="Times New Roman" w:cs="Times New Roman"/>
+          <w:b/>
+          <w:bCs/>
+          <w:sz w:val="20"/>
+          <w:szCs w:val="20"/>
+        </w:rPr>
+        <w:t>Modeling</w:t>
+      </w:r>
+      <w:proofErr w:type="spellEnd"/>
+      <w:r>
+        <w:rPr>
+          <w:rFonts w:ascii="Times New Roman" w:hAnsi="Times New Roman" w:cs="Times New Roman"/>
+          <w:sz w:val="20"/>
+          <w:szCs w:val="20"/>
+        </w:rPr>
+        <w:t xml:space="preserve">: Assessing the impact of different pollutants on air quality. </w:t>
+      </w:r>
     </w:p>
     <w:p>
       <w:pPr>
@@ -1238,9 +1365,25 @@
           <w:sz w:val="20"/>
           <w:szCs w:val="20"/>
         </w:rPr>
-        <w:t xml:space="preserve">Predictive </w:t>
-      </w:r>
-      <w:proofErr w:type="spellStart"/>
+        <w:t>Trend Analysis</w:t>
+      </w:r>
+      <w:r>
+        <w:rPr>
+          <w:rFonts w:ascii="Times New Roman" w:hAnsi="Times New Roman" w:cs="Times New Roman"/>
+          <w:sz w:val="20"/>
+          <w:szCs w:val="20"/>
+        </w:rPr>
+        <w:t xml:space="preserve">: Evaluating changes in pollutant levels over time to identify patterns or anomalies. </w:t>
+      </w:r>
+    </w:p>
+    <w:p>
+      <w:pPr>
+        <w:rPr>
+          <w:rFonts w:ascii="Times New Roman" w:hAnsi="Times New Roman" w:cs="Times New Roman"/>
+          <w:sz w:val="20"/>
+          <w:szCs w:val="20"/>
+        </w:rPr>
+      </w:pPr>
       <w:r>
         <w:rPr>
           <w:rFonts w:ascii="Times New Roman" w:hAnsi="Times New Roman" w:cs="Times New Roman"/>
@@ -1249,112 +1392,65 @@
           <w:sz w:val="20"/>
           <w:szCs w:val="20"/>
         </w:rPr>
-        <w:t>Modeling</w:t>
-      </w:r>
-      <w:proofErr w:type="spellEnd"/>
-      <w:r>
-        <w:rPr>
-          <w:rFonts w:ascii="Times New Roman" w:hAnsi="Times New Roman" w:cs="Times New Roman"/>
-          <w:sz w:val="20"/>
-          <w:szCs w:val="20"/>
-        </w:rPr>
-        <w:t xml:space="preserve">: Assessing the impact of different pollutants on air quality. </w:t>
+        <w:t>Health Impact Studies</w:t>
+      </w:r>
+      <w:r>
+        <w:rPr>
+          <w:rFonts w:ascii="Times New Roman" w:hAnsi="Times New Roman" w:cs="Times New Roman"/>
+          <w:sz w:val="20"/>
+          <w:szCs w:val="20"/>
+        </w:rPr>
+        <w:t>: Investigating correlations between pollutant levels and public health outcomes’</w:t>
       </w:r>
     </w:p>
     <w:p>
       <w:pPr>
         <w:rPr>
           <w:rFonts w:ascii="Times New Roman" w:hAnsi="Times New Roman" w:cs="Times New Roman"/>
-          <w:sz w:val="20"/>
-          <w:szCs w:val="20"/>
-        </w:rPr>
-      </w:pPr>
-      <w:r>
-        <w:rPr>
-          <w:rFonts w:ascii="Times New Roman" w:hAnsi="Times New Roman" w:cs="Times New Roman"/>
-          <w:b/>
-          <w:bCs/>
-          <w:sz w:val="20"/>
-          <w:szCs w:val="20"/>
-        </w:rPr>
-        <w:t>Trend Analysis</w:t>
-      </w:r>
-      <w:r>
-        <w:rPr>
-          <w:rFonts w:ascii="Times New Roman" w:hAnsi="Times New Roman" w:cs="Times New Roman"/>
-          <w:sz w:val="20"/>
-          <w:szCs w:val="20"/>
-        </w:rPr>
-        <w:t xml:space="preserve">: Evaluating changes in pollutant levels over time to identify patterns or anomalies. </w:t>
+          <w:i/>
+          <w:iCs/>
+          <w:sz w:val="18"/>
+          <w:szCs w:val="18"/>
+        </w:rPr>
+      </w:pPr>
+      <w:r>
+        <w:rPr>
+          <w:rFonts w:ascii="Times New Roman" w:hAnsi="Times New Roman" w:cs="Times New Roman"/>
+          <w:i/>
+          <w:iCs/>
+          <w:sz w:val="18"/>
+          <w:szCs w:val="18"/>
+        </w:rPr>
+        <w:t>Note: Although the UCI Air Quality Dataset was collected in an Italian urban environment, it contains real world meteorological and pollutant measurements comparable to those monitored across Europe, making it suitable for developing and evaluating machine learning models.</w:t>
+      </w:r>
+      <w:r>
+        <w:rPr>
+          <w:rFonts w:ascii="Times New Roman" w:hAnsi="Times New Roman" w:cs="Times New Roman"/>
+          <w:i/>
+          <w:iCs/>
+          <w:sz w:val="18"/>
+          <w:szCs w:val="18"/>
+        </w:rPr>
+        <w:t xml:space="preserve"> Addressing environmental and health issues, hopefully to further inform policy and public health initiatives.</w:t>
       </w:r>
     </w:p>
     <w:p>
       <w:pPr>
         <w:rPr>
           <w:rFonts w:ascii="Times New Roman" w:hAnsi="Times New Roman" w:cs="Times New Roman"/>
-          <w:sz w:val="20"/>
-          <w:szCs w:val="20"/>
-        </w:rPr>
-      </w:pPr>
-      <w:r>
-        <w:rPr>
-          <w:rFonts w:ascii="Times New Roman" w:hAnsi="Times New Roman" w:cs="Times New Roman"/>
-          <w:b/>
-          <w:bCs/>
-          <w:sz w:val="20"/>
-          <w:szCs w:val="20"/>
-        </w:rPr>
-        <w:t>Health Impact Studies</w:t>
-      </w:r>
-      <w:r>
-        <w:rPr>
-          <w:rFonts w:ascii="Times New Roman" w:hAnsi="Times New Roman" w:cs="Times New Roman"/>
-          <w:sz w:val="20"/>
-          <w:szCs w:val="20"/>
-        </w:rPr>
-        <w:t>: Investigating correlations between pollutant levels and public health outcomes’</w:t>
-      </w:r>
-    </w:p>
-    <w:p>
-      <w:pPr>
-        <w:ind w:left="720"/>
-        <w:rPr>
-          <w:rFonts w:ascii="Times New Roman" w:hAnsi="Times New Roman" w:cs="Times New Roman"/>
           <w:i/>
           <w:iCs/>
-          <w:sz w:val="20"/>
-          <w:szCs w:val="20"/>
-        </w:rPr>
-      </w:pPr>
-      <w:r>
-        <w:rPr>
-          <w:rFonts w:ascii="Times New Roman" w:hAnsi="Times New Roman" w:cs="Times New Roman"/>
-          <w:i/>
-          <w:iCs/>
-          <w:sz w:val="20"/>
-          <w:szCs w:val="20"/>
-        </w:rPr>
-        <w:t>Note: Although the UCI Air Quality Dataset was collected in an Italian urban environment, it contains real world meteorological and pollutant measurements comparable to those monitored across Europe, making it suitable for developing and evaluating machine learning models.</w:t>
-      </w:r>
-      <w:r>
-        <w:rPr>
-          <w:rFonts w:ascii="Times New Roman" w:hAnsi="Times New Roman" w:cs="Times New Roman"/>
-          <w:i/>
-          <w:iCs/>
-          <w:sz w:val="20"/>
-          <w:szCs w:val="20"/>
-        </w:rPr>
-        <w:t xml:space="preserve"> </w:t>
-      </w:r>
-      <w:r>
-        <w:rPr>
-          <w:rFonts w:ascii="Times New Roman" w:hAnsi="Times New Roman" w:cs="Times New Roman"/>
-          <w:i/>
-          <w:iCs/>
-          <w:sz w:val="20"/>
-          <w:szCs w:val="20"/>
-        </w:rPr>
-        <w:t>Addressing environmental and health issues, hopefully to further inform policy and public health initiatives.</w:t>
+          <w:sz w:val="18"/>
+          <w:szCs w:val="18"/>
+        </w:rPr>
+      </w:pPr>
+      <w:r>
+        <w:rPr>
+          <w:rFonts w:ascii="Times New Roman" w:hAnsi="Times New Roman" w:cs="Times New Roman"/>
+          <w:sz w:val="20"/>
+          <w:szCs w:val="20"/>
+        </w:rPr>
+        <w:t>Healthy Air Analysis investigates whether machine-learning classification can predict the air-quality category for the next hour using recent environmental measurements.</w:t>
       </w:r>
     </w:p>
     <w:p>
@@ -1484,7 +1580,6 @@
                 <w:sz w:val="20"/>
                 <w:szCs w:val="20"/>
               </w:rPr>
-              <w:lastRenderedPageBreak/>
               <w:t>Criterion</w:t>
             </w:r>
           </w:p>
